--- a/resources/civil-tender-template-cmc.docx
+++ b/resources/civil-tender-template-cmc.docx
@@ -1890,79 +1890,15 @@
     </w:tbl>
     <w:p>
       <w:pPr>
-        <w:pStyle w:val="Normal"/>
-        <w:rPr>
-          <w:sz w:val="26"/>
-          <w:szCs w:val="26"/>
-        </w:rPr>
-      </w:pPr>
-      <w:r>
-        <w:rPr>
-          <w:sz w:val="26"/>
-          <w:szCs w:val="26"/>
-        </w:rPr>
-        <w:t xml:space="preserve"> </w:t>
-      </w:r>
-    </w:p>
-    <w:p>
-      <w:pPr>
-        <w:pStyle w:val="Normal"/>
+        <w:spacing w:before="0" w:after="0" w:line="20" w:lineRule="exact"/>
         <w:rPr>
           <w:sz w:val="2"/>
-          <w:szCs w:val="2"/>
         </w:rPr>
       </w:pPr>
       <w:r>
         <w:rPr>
           <w:sz w:val="2"/>
-          <w:szCs w:val="2"/>
-        </w:rPr>
-        <w:t xml:space="preserve"> </w:t>
-      </w:r>
-    </w:p>
-    <w:p>
-      <w:pPr>
-        <w:pStyle w:val="Normal"/>
-        <w:rPr>
-          <w:rFonts w:ascii="Cambria" w:hAnsi="Cambria" w:cs="Cambria"/>
-          <w:b/>
-          <w:bCs/>
-          <w:sz w:val="18"/>
-          <w:szCs w:val="18"/>
-        </w:rPr>
-      </w:pPr>
-      <w:r>
-        <w:rPr>
-          <w:sz w:val="26"/>
-          <w:szCs w:val="26"/>
-        </w:rPr>
-        <w:t xml:space="preserve"> </w:t>
-      </w:r>
-    </w:p>
-    <w:p>
-      <w:pPr>
-        <w:pStyle w:val="Normal"/>
-        <w:jc w:val="both"/>
-        <w:rPr>
-          <w:rFonts w:ascii="Cambria" w:hAnsi="Cambria" w:cs="Cambria"/>
-          <w:b/>
-          <w:bCs/>
-          <w:sz w:val="18"/>
-          <w:szCs w:val="18"/>
-        </w:rPr>
-      </w:pPr>
-      <w:r>
-        <w:rPr>
-          <w:rFonts w:cs="Cambria" w:ascii="Cambria" w:hAnsi="Cambria"/>
-          <w:b/>
-          <w:bCs/>
-          <w:sz w:val="18"/>
-          <w:szCs w:val="18"/>
-        </w:rPr>
-      </w:r>
-    </w:p>
-    <w:p>
-      <w:r>
+        </w:rPr>
         <w:br w:type="page"/>
       </w:r>
     </w:p>
